--- a/data/exports/kcet-p-block-elements_revision_notes.docx
+++ b/data/exports/kcet-p-block-elements_revision_notes.docx
@@ -164,10 +164,10 @@
             <w:r>
               <w:rPr>
                 <w:b/>
-                <w:color w:val="C53030"/>
+                <w:color w:val="2B6CB0"/>
                 <w:sz w:val="19"/>
               </w:rPr>
-              <w:t>Very High</w:t>
+              <w:t>High</w:t>
             </w:r>
           </w:p>
         </w:tc>
@@ -189,7 +189,7 @@
                 <w:color w:val="2D3748"/>
                 <w:sz w:val="19"/>
               </w:rPr>
-              <w:t>Kcet P Block Elements - Core Application</w:t>
+              <w:t>P Block Elements — Applied Cases, Reactions &amp; Traps</w:t>
             </w:r>
           </w:p>
         </w:tc>
@@ -209,7 +209,7 @@
               <w:rPr>
                 <w:sz w:val="19"/>
               </w:rPr>
-              <w:t>25 PYQs</w:t>
+              <w:t>14 PYQs</w:t>
             </w:r>
           </w:p>
         </w:tc>
@@ -230,7 +230,181 @@
                 <w:color w:val="718096"/>
                 <w:sz w:val="19"/>
               </w:rPr>
-              <w:t>General Concept</w:t>
+              <w:t>Applied Topics</w:t>
+            </w:r>
+          </w:p>
+        </w:tc>
+      </w:tr>
+      <w:tr>
+        <w:tc>
+          <w:tcPr>
+            <w:tcW w:type="dxa" w:w="2160"/>
+            <w:shd w:fill="FFFFFF"/>
+            <w:tcMar>
+              <w:top w:w="80" w:type="dxa"/>
+              <w:bottom w:w="80" w:type="dxa"/>
+              <w:left w:w="150" w:type="dxa"/>
+              <w:right w:w="150" w:type="dxa"/>
+            </w:tcMar>
+          </w:tcPr>
+          <w:p>
+            <w:r>
+              <w:rPr>
+                <w:b/>
+                <w:color w:val="718096"/>
+                <w:sz w:val="19"/>
+              </w:rPr>
+              <w:t>Moderate</w:t>
+            </w:r>
+          </w:p>
+        </w:tc>
+        <w:tc>
+          <w:tcPr>
+            <w:tcW w:type="dxa" w:w="4320"/>
+            <w:shd w:fill="FFFFFF"/>
+            <w:tcMar>
+              <w:top w:w="80" w:type="dxa"/>
+              <w:bottom w:w="80" w:type="dxa"/>
+              <w:left w:w="150" w:type="dxa"/>
+              <w:right w:w="150" w:type="dxa"/>
+            </w:tcMar>
+          </w:tcPr>
+          <w:p>
+            <w:r>
+              <w:rPr>
+                <w:b/>
+                <w:color w:val="2D3748"/>
+                <w:sz w:val="19"/>
+              </w:rPr>
+              <w:t>P Block Elements — Standard Calculations &amp; Problem Archetypes</w:t>
+            </w:r>
+          </w:p>
+        </w:tc>
+        <w:tc>
+          <w:tcPr>
+            <w:tcW w:type="dxa" w:w="1728"/>
+            <w:shd w:fill="FFFFFF"/>
+            <w:tcMar>
+              <w:top w:w="80" w:type="dxa"/>
+              <w:bottom w:w="80" w:type="dxa"/>
+              <w:left w:w="150" w:type="dxa"/>
+              <w:right w:w="150" w:type="dxa"/>
+            </w:tcMar>
+          </w:tcPr>
+          <w:p>
+            <w:r>
+              <w:rPr>
+                <w:sz w:val="19"/>
+              </w:rPr>
+              <w:t>7 PYQs</w:t>
+            </w:r>
+          </w:p>
+        </w:tc>
+        <w:tc>
+          <w:tcPr>
+            <w:tcW w:type="dxa" w:w="1872"/>
+            <w:shd w:fill="FFFFFF"/>
+            <w:tcMar>
+              <w:top w:w="80" w:type="dxa"/>
+              <w:bottom w:w="80" w:type="dxa"/>
+              <w:left w:w="150" w:type="dxa"/>
+              <w:right w:w="150" w:type="dxa"/>
+            </w:tcMar>
+          </w:tcPr>
+          <w:p>
+            <w:r>
+              <w:rPr>
+                <w:color w:val="718096"/>
+                <w:sz w:val="19"/>
+              </w:rPr>
+              <w:t>Quantitative Analysis</w:t>
+            </w:r>
+          </w:p>
+        </w:tc>
+      </w:tr>
+      <w:tr>
+        <w:tc>
+          <w:tcPr>
+            <w:tcW w:type="dxa" w:w="2160"/>
+            <w:shd w:fill="F7FAFC"/>
+            <w:tcMar>
+              <w:top w:w="80" w:type="dxa"/>
+              <w:bottom w:w="80" w:type="dxa"/>
+              <w:left w:w="150" w:type="dxa"/>
+              <w:right w:w="150" w:type="dxa"/>
+            </w:tcMar>
+          </w:tcPr>
+          <w:p>
+            <w:r>
+              <w:rPr>
+                <w:b/>
+                <w:color w:val="718096"/>
+                <w:sz w:val="19"/>
+              </w:rPr>
+              <w:t>Moderate</w:t>
+            </w:r>
+          </w:p>
+        </w:tc>
+        <w:tc>
+          <w:tcPr>
+            <w:tcW w:type="dxa" w:w="4320"/>
+            <w:shd w:fill="F7FAFC"/>
+            <w:tcMar>
+              <w:top w:w="80" w:type="dxa"/>
+              <w:bottom w:w="80" w:type="dxa"/>
+              <w:left w:w="150" w:type="dxa"/>
+              <w:right w:w="150" w:type="dxa"/>
+            </w:tcMar>
+          </w:tcPr>
+          <w:p>
+            <w:r>
+              <w:rPr>
+                <w:b/>
+                <w:color w:val="2D3748"/>
+                <w:sz w:val="19"/>
+              </w:rPr>
+              <w:t>P Block Elements — Core Principles &amp; Governing Laws</w:t>
+            </w:r>
+          </w:p>
+        </w:tc>
+        <w:tc>
+          <w:tcPr>
+            <w:tcW w:type="dxa" w:w="1728"/>
+            <w:shd w:fill="F7FAFC"/>
+            <w:tcMar>
+              <w:top w:w="80" w:type="dxa"/>
+              <w:bottom w:w="80" w:type="dxa"/>
+              <w:left w:w="150" w:type="dxa"/>
+              <w:right w:w="150" w:type="dxa"/>
+            </w:tcMar>
+          </w:tcPr>
+          <w:p>
+            <w:r>
+              <w:rPr>
+                <w:sz w:val="19"/>
+              </w:rPr>
+              <w:t>5 PYQs</w:t>
+            </w:r>
+          </w:p>
+        </w:tc>
+        <w:tc>
+          <w:tcPr>
+            <w:tcW w:type="dxa" w:w="1872"/>
+            <w:shd w:fill="F7FAFC"/>
+            <w:tcMar>
+              <w:top w:w="80" w:type="dxa"/>
+              <w:bottom w:w="80" w:type="dxa"/>
+              <w:left w:w="150" w:type="dxa"/>
+              <w:right w:w="150" w:type="dxa"/>
+            </w:tcMar>
+          </w:tcPr>
+          <w:p>
+            <w:r>
+              <w:rPr>
+                <w:color w:val="718096"/>
+                <w:sz w:val="19"/>
+              </w:rPr>
+              <w:t>Core Principle</w:t>
             </w:r>
           </w:p>
         </w:tc>
@@ -311,6 +485,144 @@
           </w:p>
         </w:tc>
       </w:tr>
+      <w:tr>
+        <w:tc>
+          <w:tcPr>
+            <w:tcW w:type="dxa" w:w="3600"/>
+            <w:shd w:fill="F7FAFC"/>
+            <w:tcMar>
+              <w:top w:w="100" w:type="dxa"/>
+              <w:bottom w:w="100" w:type="dxa"/>
+              <w:left w:w="150" w:type="dxa"/>
+              <w:right w:w="150" w:type="dxa"/>
+            </w:tcMar>
+          </w:tcPr>
+          <w:p>
+            <w:r>
+              <w:rPr>
+                <w:b/>
+                <w:color w:val="1A365D"/>
+                <w:sz w:val="19"/>
+              </w:rPr>
+              <w:t>P Block Elements — Applied Cases, Reactions &amp; Traps</w:t>
+            </w:r>
+          </w:p>
+        </w:tc>
+        <w:tc>
+          <w:tcPr>
+            <w:tcW w:type="dxa" w:w="6480"/>
+            <w:shd w:fill="F7FAFC"/>
+            <w:tcMar>
+              <w:top w:w="100" w:type="dxa"/>
+              <w:bottom w:w="100" w:type="dxa"/>
+              <w:left w:w="150" w:type="dxa"/>
+              <w:right w:w="150" w:type="dxa"/>
+            </w:tcMar>
+          </w:tcPr>
+          <w:p>
+            <w:r>
+              <w:rPr>
+                <w:rFonts w:ascii="Cambria Math" w:hAnsi="Cambria Math"/>
+                <w:color w:val="2D3748"/>
+                <w:sz w:val="19"/>
+              </w:rPr>
+              <w:t>N_{2}O, \quad NH_{3}, \quad (H_{3}PO_{4})</w:t>
+            </w:r>
+          </w:p>
+        </w:tc>
+      </w:tr>
+      <w:tr>
+        <w:tc>
+          <w:tcPr>
+            <w:tcW w:type="dxa" w:w="3600"/>
+            <w:shd w:fill="FFFFFF"/>
+            <w:tcMar>
+              <w:top w:w="100" w:type="dxa"/>
+              <w:bottom w:w="100" w:type="dxa"/>
+              <w:left w:w="150" w:type="dxa"/>
+              <w:right w:w="150" w:type="dxa"/>
+            </w:tcMar>
+          </w:tcPr>
+          <w:p>
+            <w:r>
+              <w:rPr>
+                <w:b/>
+                <w:color w:val="1A365D"/>
+                <w:sz w:val="19"/>
+              </w:rPr>
+              <w:t>P Block Elements — Standard Calculations &amp; Problem Archetypes</w:t>
+            </w:r>
+          </w:p>
+        </w:tc>
+        <w:tc>
+          <w:tcPr>
+            <w:tcW w:type="dxa" w:w="6480"/>
+            <w:shd w:fill="FFFFFF"/>
+            <w:tcMar>
+              <w:top w:w="100" w:type="dxa"/>
+              <w:bottom w:w="100" w:type="dxa"/>
+              <w:left w:w="150" w:type="dxa"/>
+              <w:right w:w="150" w:type="dxa"/>
+            </w:tcMar>
+          </w:tcPr>
+          <w:p>
+            <w:r>
+              <w:rPr>
+                <w:rFonts w:ascii="Cambria Math" w:hAnsi="Cambria Math"/>
+                <w:color w:val="2D3748"/>
+                <w:sz w:val="19"/>
+              </w:rPr>
+              <w:t>CaSO_{4} \cdot \frac{1}{2}H_{2}O, \quad BaCl_{2}, \quad _{4}</w:t>
+            </w:r>
+          </w:p>
+        </w:tc>
+      </w:tr>
+      <w:tr>
+        <w:tc>
+          <w:tcPr>
+            <w:tcW w:type="dxa" w:w="3600"/>
+            <w:shd w:fill="F7FAFC"/>
+            <w:tcMar>
+              <w:top w:w="100" w:type="dxa"/>
+              <w:bottom w:w="100" w:type="dxa"/>
+              <w:left w:w="150" w:type="dxa"/>
+              <w:right w:w="150" w:type="dxa"/>
+            </w:tcMar>
+          </w:tcPr>
+          <w:p>
+            <w:r>
+              <w:rPr>
+                <w:b/>
+                <w:color w:val="1A365D"/>
+                <w:sz w:val="19"/>
+              </w:rPr>
+              <w:t>P Block Elements — Core Principles &amp; Governing Laws</w:t>
+            </w:r>
+          </w:p>
+        </w:tc>
+        <w:tc>
+          <w:tcPr>
+            <w:tcW w:type="dxa" w:w="6480"/>
+            <w:shd w:fill="F7FAFC"/>
+            <w:tcMar>
+              <w:top w:w="100" w:type="dxa"/>
+              <w:bottom w:w="100" w:type="dxa"/>
+              <w:left w:w="150" w:type="dxa"/>
+              <w:right w:w="150" w:type="dxa"/>
+            </w:tcMar>
+          </w:tcPr>
+          <w:p>
+            <w:r>
+              <w:rPr>
+                <w:rFonts w:ascii="Cambria Math" w:hAnsi="Cambria Math"/>
+                <w:color w:val="2D3748"/>
+                <w:sz w:val="19"/>
+              </w:rPr>
+              <w:t>NH_{3}&gt;PH_{3}&gt;AsH_{3}&gt;SbH_{3}&gt;BiH_{3}\text{?}, \quad (H_{3}PO_{2}), \quad AgNO_{3}</w:t>
+            </w:r>
+          </w:p>
+        </w:tc>
+      </w:tr>
     </w:tbl>
     <w:p>
       <w:pPr>
@@ -338,7 +650,7 @@
           <w:color w:val="2B6CB0"/>
           <w:sz w:val="24"/>
         </w:rPr>
-        <w:t>3.1 Kcet P Block Elements - Core Application (Very High Yield — 25 PYQs)</w:t>
+        <w:t>3.1 P Block Elements — Applied Cases, Reactions &amp; Traps (High Yield — 14 PYQs)</w:t>
       </w:r>
     </w:p>
     <w:p>
@@ -353,7 +665,7 @@
         <w:rPr>
           <w:sz w:val="20"/>
         </w:rPr>
-        <w:t>Key problem pattern in Kcet P Block Elements.</w:t>
+        <w:t>Special cases, experimental observations, and conceptual traps designed to test deep understanding of P Block Elements.</w:t>
       </w:r>
     </w:p>
     <w:tbl>
@@ -391,7 +703,7 @@
                 <w:color w:val="2D3748"/>
                 <w:sz w:val="19"/>
               </w:rPr>
-              <w:t>Watch for algebraic and sign errors.</w:t>
+              <w:t>Read questions carefully for keywords like 'incorrect', 'not true', or non-standard conditions.</w:t>
             </w:r>
           </w:p>
         </w:tc>
@@ -432,7 +744,215 @@
                 <w:color w:val="2D3748"/>
                 <w:sz w:val="19"/>
               </w:rPr>
-              <w:t>Verify dimensions and boundary conditions.</w:t>
+              <w:t>Elimination of extreme or unphysical answer choices improves accuracy in assertion-reason and multiple-statement questions.</w:t>
+            </w:r>
+          </w:p>
+        </w:tc>
+      </w:tr>
+    </w:tbl>
+    <w:p>
+      <w:pPr>
+        <w:spacing w:before="120" w:after="40"/>
+      </w:pPr>
+      <w:r>
+        <w:rPr>
+          <w:b/>
+          <w:color w:val="1A365D"/>
+          <w:sz w:val="19"/>
+        </w:rPr>
+        <w:t>Source PYQs testing this concept:</w:t>
+      </w:r>
+    </w:p>
+    <w:p>
+      <w:pPr>
+        <w:pStyle w:val="ListBullet"/>
+        <w:spacing w:after="40"/>
+      </w:pPr>
+      <w:r>
+        <w:rPr>
+          <w:b/>
+          <w:sz w:val="18"/>
+        </w:rPr>
+        <w:t xml:space="preserve">[2024 Shift] Q#2 (MCQ): </w:t>
+      </w:r>
+      <w:r>
+        <w:rPr>
+          <w:sz w:val="18"/>
+        </w:rPr>
+        <w:t xml:space="preserve">"NO_(2) gas is..."  </w:t>
+      </w:r>
+      <w:r>
+        <w:rPr>
+          <w:b/>
+          <w:color w:val="2B6CB0"/>
+          <w:sz w:val="18"/>
+        </w:rPr>
+        <w:t>[Ans: N/A]</w:t>
+      </w:r>
+    </w:p>
+    <w:p>
+      <w:pPr>
+        <w:pStyle w:val="ListBullet"/>
+        <w:spacing w:after="40"/>
+      </w:pPr>
+      <w:r>
+        <w:rPr>
+          <w:b/>
+          <w:sz w:val="18"/>
+        </w:rPr>
+        <w:t xml:space="preserve">[2023 Shift] Q#1 (MCQ): </w:t>
+      </w:r>
+      <w:r>
+        <w:rPr>
+          <w:sz w:val="18"/>
+        </w:rPr>
+        <w:t xml:space="preserve">"Which of the following compound does not give dinitrogen on heating?..."  </w:t>
+      </w:r>
+      <w:r>
+        <w:rPr>
+          <w:b/>
+          <w:color w:val="2B6CB0"/>
+          <w:sz w:val="18"/>
+        </w:rPr>
+        <w:t>[Ans: N/A]</w:t>
+      </w:r>
+    </w:p>
+    <w:p>
+      <w:pPr>
+        <w:pStyle w:val="ListBullet"/>
+        <w:spacing w:after="40"/>
+      </w:pPr>
+      <w:r>
+        <w:rPr>
+          <w:b/>
+          <w:sz w:val="18"/>
+        </w:rPr>
+        <w:t xml:space="preserve">[2023 Shift] Q#2 (MCQ): </w:t>
+      </w:r>
+      <w:r>
+        <w:rPr>
+          <w:sz w:val="18"/>
+        </w:rPr>
+        <w:t xml:space="preserve">"The correct decreasing order of basicity of hydrides of group- 15 elements is..."  </w:t>
+      </w:r>
+      <w:r>
+        <w:rPr>
+          <w:b/>
+          <w:color w:val="2B6CB0"/>
+          <w:sz w:val="18"/>
+        </w:rPr>
+        <w:t>[Ans: N/A]</w:t>
+      </w:r>
+    </w:p>
+    <w:p>
+      <w:pPr>
+        <w:spacing w:after="120"/>
+      </w:pPr>
+    </w:p>
+    <w:p>
+      <w:pPr>
+        <w:pStyle w:val="Heading2"/>
+      </w:pPr>
+      <w:r>
+        <w:rPr>
+          <w:color w:val="2B6CB0"/>
+          <w:sz w:val="24"/>
+        </w:rPr>
+        <w:t>3.2 P Block Elements — Standard Calculations &amp; Problem Archetypes (Moderate Yield — 7 PYQs)</w:t>
+      </w:r>
+    </w:p>
+    <w:p>
+      <w:r>
+        <w:rPr>
+          <w:b/>
+          <w:sz w:val="20"/>
+        </w:rPr>
+        <w:t xml:space="preserve">Core Principle: </w:t>
+      </w:r>
+      <w:r>
+        <w:rPr>
+          <w:sz w:val="20"/>
+        </w:rPr>
+        <w:t>Quantitative numerical problem-solving techniques and standard question patterns frequently seen in P Block Elements.</w:t>
+      </w:r>
+    </w:p>
+    <w:tbl>
+      <w:tblPr>
+        <w:tblW w:type="auto" w:w="0"/>
+        <w:jc w:val="center"/>
+        <w:tblLook w:firstColumn="1" w:firstRow="1" w:lastColumn="0" w:lastRow="0" w:noHBand="0" w:noVBand="1" w:val="04A0"/>
+      </w:tblPr>
+      <w:tblGrid>
+        <w:gridCol w:w="10080"/>
+      </w:tblGrid>
+      <w:tr>
+        <w:tc>
+          <w:tcPr>
+            <w:tcW w:type="dxa" w:w="10080"/>
+            <w:shd w:fill="FFF5F5"/>
+            <w:tcMar>
+              <w:top w:w="100" w:type="dxa"/>
+              <w:bottom w:w="100" w:type="dxa"/>
+              <w:left w:w="150" w:type="dxa"/>
+              <w:right w:w="150" w:type="dxa"/>
+            </w:tcMar>
+          </w:tcPr>
+          <w:p>
+            <w:r>
+              <w:rPr>
+                <w:b/>
+                <w:color w:val="C53030"/>
+                <w:sz w:val="19"/>
+              </w:rPr>
+              <w:t xml:space="preserve">⚠️ Common Trap / JEE Pitfall: </w:t>
+            </w:r>
+            <w:r>
+              <w:rPr>
+                <w:color w:val="2D3748"/>
+                <w:sz w:val="19"/>
+              </w:rPr>
+              <w:t>Watch for algebraic rounding, stoichiometric balancing, and boundary condition checks.</w:t>
+            </w:r>
+          </w:p>
+        </w:tc>
+      </w:tr>
+    </w:tbl>
+    <w:tbl>
+      <w:tblPr>
+        <w:tblW w:type="auto" w:w="0"/>
+        <w:jc w:val="center"/>
+        <w:tblLook w:firstColumn="1" w:firstRow="1" w:lastColumn="0" w:lastRow="0" w:noHBand="0" w:noVBand="1" w:val="04A0"/>
+      </w:tblPr>
+      <w:tblGrid>
+        <w:gridCol w:w="10080"/>
+      </w:tblGrid>
+      <w:tr>
+        <w:tc>
+          <w:tcPr>
+            <w:tcW w:type="dxa" w:w="10080"/>
+            <w:shd w:fill="F0FFF4"/>
+            <w:tcMar>
+              <w:top w:w="100" w:type="dxa"/>
+              <w:bottom w:w="100" w:type="dxa"/>
+              <w:left w:w="150" w:type="dxa"/>
+              <w:right w:w="150" w:type="dxa"/>
+            </w:tcMar>
+          </w:tcPr>
+          <w:p>
+            <w:r>
+              <w:rPr>
+                <w:b/>
+                <w:color w:val="276749"/>
+                <w:sz w:val="19"/>
+              </w:rPr>
+              <w:t xml:space="preserve">💡 Speed Hack / Trick: </w:t>
+            </w:r>
+            <w:r>
+              <w:rPr>
+                <w:color w:val="2D3748"/>
+                <w:sz w:val="19"/>
+              </w:rPr>
+              <w:t>Dimensional consistency checks and ratio comparisons can quickly eliminate incorrect options.</w:t>
             </w:r>
           </w:p>
         </w:tc>
@@ -488,13 +1008,13 @@
           <w:b/>
           <w:sz w:val="18"/>
         </w:rPr>
-        <w:t xml:space="preserve">[2024 Shift] Q#2 (MCQ): </w:t>
+        <w:t xml:space="preserve">[2023 Shift] Q#4 (MCQ): </w:t>
       </w:r>
       <w:r>
         <w:rPr>
           <w:sz w:val="18"/>
         </w:rPr>
-        <w:t xml:space="preserve">"NO_(2) gas is..."  </w:t>
+        <w:t xml:space="preserve">"What is the oxidation number of S in H_(2)S_(2)O_(8) ?..."  </w:t>
       </w:r>
       <w:r>
         <w:rPr>
@@ -515,6 +1035,160 @@
           <w:b/>
           <w:sz w:val="18"/>
         </w:rPr>
+        <w:t xml:space="preserve">[2022 Shift] Q#4 (MCQ): </w:t>
+      </w:r>
+      <w:r>
+        <w:rPr>
+          <w:sz w:val="18"/>
+        </w:rPr>
+        <w:t xml:space="preserve">"Which of the following hydrides is electron deficient?..."  </w:t>
+      </w:r>
+      <w:r>
+        <w:rPr>
+          <w:b/>
+          <w:color w:val="2B6CB0"/>
+          <w:sz w:val="18"/>
+        </w:rPr>
+        <w:t>[Ans: N/A]</w:t>
+      </w:r>
+    </w:p>
+    <w:p>
+      <w:pPr>
+        <w:spacing w:after="120"/>
+      </w:pPr>
+    </w:p>
+    <w:p>
+      <w:pPr>
+        <w:pStyle w:val="Heading2"/>
+      </w:pPr>
+      <w:r>
+        <w:rPr>
+          <w:color w:val="2B6CB0"/>
+          <w:sz w:val="24"/>
+        </w:rPr>
+        <w:t>3.3 P Block Elements — Core Principles &amp; Governing Laws (Moderate Yield — 5 PYQs)</w:t>
+      </w:r>
+    </w:p>
+    <w:p>
+      <w:r>
+        <w:rPr>
+          <w:b/>
+          <w:sz w:val="20"/>
+        </w:rPr>
+        <w:t xml:space="preserve">Core Principle: </w:t>
+      </w:r>
+      <w:r>
+        <w:rPr>
+          <w:sz w:val="20"/>
+        </w:rPr>
+        <w:t>Fundamental definitions, core postulates, and governing physical/chemical relations in P Block Elements.</w:t>
+      </w:r>
+    </w:p>
+    <w:tbl>
+      <w:tblPr>
+        <w:tblW w:type="auto" w:w="0"/>
+        <w:jc w:val="center"/>
+        <w:tblLook w:firstColumn="1" w:firstRow="1" w:lastColumn="0" w:lastRow="0" w:noHBand="0" w:noVBand="1" w:val="04A0"/>
+      </w:tblPr>
+      <w:tblGrid>
+        <w:gridCol w:w="10080"/>
+      </w:tblGrid>
+      <w:tr>
+        <w:tc>
+          <w:tcPr>
+            <w:tcW w:type="dxa" w:w="10080"/>
+            <w:shd w:fill="FFF5F5"/>
+            <w:tcMar>
+              <w:top w:w="100" w:type="dxa"/>
+              <w:bottom w:w="100" w:type="dxa"/>
+              <w:left w:w="150" w:type="dxa"/>
+              <w:right w:w="150" w:type="dxa"/>
+            </w:tcMar>
+          </w:tcPr>
+          <w:p>
+            <w:r>
+              <w:rPr>
+                <w:b/>
+                <w:color w:val="C53030"/>
+                <w:sz w:val="19"/>
+              </w:rPr>
+              <w:t xml:space="preserve">⚠️ Common Trap / JEE Pitfall: </w:t>
+            </w:r>
+            <w:r>
+              <w:rPr>
+                <w:color w:val="2D3748"/>
+                <w:sz w:val="19"/>
+              </w:rPr>
+              <w:t>Carefully verify units, standard reference states, and sign conventions in P Block Elements.</w:t>
+            </w:r>
+          </w:p>
+        </w:tc>
+      </w:tr>
+    </w:tbl>
+    <w:tbl>
+      <w:tblPr>
+        <w:tblW w:type="auto" w:w="0"/>
+        <w:jc w:val="center"/>
+        <w:tblLook w:firstColumn="1" w:firstRow="1" w:lastColumn="0" w:lastRow="0" w:noHBand="0" w:noVBand="1" w:val="04A0"/>
+      </w:tblPr>
+      <w:tblGrid>
+        <w:gridCol w:w="10080"/>
+      </w:tblGrid>
+      <w:tr>
+        <w:tc>
+          <w:tcPr>
+            <w:tcW w:type="dxa" w:w="10080"/>
+            <w:shd w:fill="F0FFF4"/>
+            <w:tcMar>
+              <w:top w:w="100" w:type="dxa"/>
+              <w:bottom w:w="100" w:type="dxa"/>
+              <w:left w:w="150" w:type="dxa"/>
+              <w:right w:w="150" w:type="dxa"/>
+            </w:tcMar>
+          </w:tcPr>
+          <w:p>
+            <w:r>
+              <w:rPr>
+                <w:b/>
+                <w:color w:val="276749"/>
+                <w:sz w:val="19"/>
+              </w:rPr>
+              <w:t xml:space="preserve">💡 Speed Hack / Trick: </w:t>
+            </w:r>
+            <w:r>
+              <w:rPr>
+                <w:color w:val="2D3748"/>
+                <w:sz w:val="19"/>
+              </w:rPr>
+              <w:t>Focus on high-yield formulas and standard limiting approximations tested in P Block Elements PYQs.</w:t>
+            </w:r>
+          </w:p>
+        </w:tc>
+      </w:tr>
+    </w:tbl>
+    <w:p>
+      <w:pPr>
+        <w:spacing w:before="120" w:after="40"/>
+      </w:pPr>
+      <w:r>
+        <w:rPr>
+          <w:b/>
+          <w:color w:val="1A365D"/>
+          <w:sz w:val="19"/>
+        </w:rPr>
+        <w:t>Source PYQs testing this concept:</w:t>
+      </w:r>
+    </w:p>
+    <w:p>
+      <w:pPr>
+        <w:pStyle w:val="ListBullet"/>
+        <w:spacing w:after="40"/>
+      </w:pPr>
+      <w:r>
+        <w:rPr>
+          <w:b/>
+          <w:sz w:val="18"/>
+        </w:rPr>
         <w:t xml:space="preserve">[2024 Shift] Q#3 (MCQ): </w:t>
       </w:r>
       <w:r>
@@ -522,6 +1196,60 @@
           <w:sz w:val="18"/>
         </w:rPr>
         <w:t xml:space="preserve">"A metalloid is..."  </w:t>
+      </w:r>
+      <w:r>
+        <w:rPr>
+          <w:b/>
+          <w:color w:val="2B6CB0"/>
+          <w:sz w:val="18"/>
+        </w:rPr>
+        <w:t>[Ans: N/A]</w:t>
+      </w:r>
+    </w:p>
+    <w:p>
+      <w:pPr>
+        <w:pStyle w:val="ListBullet"/>
+        <w:spacing w:after="40"/>
+      </w:pPr>
+      <w:r>
+        <w:rPr>
+          <w:b/>
+          <w:sz w:val="18"/>
+        </w:rPr>
+        <w:t xml:space="preserve">[2023 Shift] Q#3 (MCQ): </w:t>
+      </w:r>
+      <w:r>
+        <w:rPr>
+          <w:sz w:val="18"/>
+        </w:rPr>
+        <w:t xml:space="preserve">"Which one of the following oxoacids of phosphorus can reduce AgNO_(3) to metallic silver?..."  </w:t>
+      </w:r>
+      <w:r>
+        <w:rPr>
+          <w:b/>
+          <w:color w:val="2B6CB0"/>
+          <w:sz w:val="18"/>
+        </w:rPr>
+        <w:t>[Ans: N/A]</w:t>
+      </w:r>
+    </w:p>
+    <w:p>
+      <w:pPr>
+        <w:pStyle w:val="ListBullet"/>
+        <w:spacing w:after="40"/>
+      </w:pPr>
+      <w:r>
+        <w:rPr>
+          <w:b/>
+          <w:sz w:val="18"/>
+        </w:rPr>
+        <w:t xml:space="preserve">[2022 Shift] Q#2 (MCQ): </w:t>
+      </w:r>
+      <w:r>
+        <w:rPr>
+          <w:sz w:val="18"/>
+        </w:rPr>
+        <w:t xml:space="preserve">"The strong reducing property of hypophosphorus acid is due to..."  </w:t>
       </w:r>
       <w:r>
         <w:rPr>
@@ -660,6 +1388,248 @@
               <w:t>Solution Analysis:</w:t>
               <w:br/>
               <w:t>NO_(2) gas is brown and acidic, so the correct choice is: Option C : brown, acidic NO_(2) stands for nitrogen dioxide, which is a reddish-brown gas known for its characteristic pungent smell. It is one of the primary pollutants resulting from the combustion of fossil fuels and is a contributor to atmospheric reactions that produce smog and acid rain. As an acidic gas, NO_(2) can dissolve in water to form nitric and nitrous acids, contributing to environmental issues such as acid rain.</w:t>
+            </w:r>
+          </w:p>
+        </w:tc>
+      </w:tr>
+    </w:tbl>
+    <w:p>
+      <w:pPr>
+        <w:spacing w:after="120"/>
+      </w:pPr>
+    </w:p>
+    <w:p>
+      <w:pPr>
+        <w:spacing w:before="160" w:after="40"/>
+      </w:pPr>
+      <w:r>
+        <w:rPr>
+          <w:b/>
+          <w:color w:val="1A365D"/>
+          <w:sz w:val="22"/>
+        </w:rPr>
+        <w:t>Benchmark Problem 2: KCET 2024 (Q#3)</w:t>
+      </w:r>
+    </w:p>
+    <w:p>
+      <w:pPr>
+        <w:spacing w:after="80"/>
+      </w:pPr>
+      <w:r>
+        <w:rPr>
+          <w:sz w:val="20"/>
+        </w:rPr>
+        <w:t>A metalloid is</w:t>
+      </w:r>
+    </w:p>
+    <w:p>
+      <w:pPr>
+        <w:pStyle w:val="ListBullet"/>
+        <w:spacing w:after="20"/>
+      </w:pPr>
+      <w:r>
+        <w:rPr>
+          <w:sz w:val="19"/>
+        </w:rPr>
+        <w:t>(A) Bi</w:t>
+      </w:r>
+    </w:p>
+    <w:p>
+      <w:pPr>
+        <w:pStyle w:val="ListBullet"/>
+        <w:spacing w:after="20"/>
+      </w:pPr>
+      <w:r>
+        <w:rPr>
+          <w:sz w:val="19"/>
+        </w:rPr>
+        <w:t>(B) Sb</w:t>
+      </w:r>
+    </w:p>
+    <w:p>
+      <w:pPr>
+        <w:pStyle w:val="ListBullet"/>
+        <w:spacing w:after="20"/>
+      </w:pPr>
+      <w:r>
+        <w:rPr>
+          <w:sz w:val="19"/>
+        </w:rPr>
+        <w:t>(C) P</w:t>
+      </w:r>
+    </w:p>
+    <w:p>
+      <w:pPr>
+        <w:pStyle w:val="ListBullet"/>
+        <w:spacing w:after="20"/>
+      </w:pPr>
+      <w:r>
+        <w:rPr>
+          <w:sz w:val="19"/>
+        </w:rPr>
+        <w:t>(D) Se</w:t>
+      </w:r>
+    </w:p>
+    <w:tbl>
+      <w:tblPr>
+        <w:tblW w:type="auto" w:w="0"/>
+        <w:jc w:val="center"/>
+        <w:tblLook w:firstColumn="1" w:firstRow="1" w:lastColumn="0" w:lastRow="0" w:noHBand="0" w:noVBand="1" w:val="04A0"/>
+      </w:tblPr>
+      <w:tblGrid>
+        <w:gridCol w:w="10080"/>
+      </w:tblGrid>
+      <w:tr>
+        <w:tc>
+          <w:tcPr>
+            <w:tcW w:type="dxa" w:w="10080"/>
+            <w:shd w:fill="F7FAFC"/>
+            <w:tcMar>
+              <w:top w:w="100" w:type="dxa"/>
+              <w:bottom w:w="100" w:type="dxa"/>
+              <w:left w:w="150" w:type="dxa"/>
+              <w:right w:w="150" w:type="dxa"/>
+            </w:tcMar>
+          </w:tcPr>
+          <w:p>
+            <w:r>
+              <w:rPr>
+                <w:b/>
+                <w:color w:val="1A365D"/>
+                <w:sz w:val="19"/>
+              </w:rPr>
+              <w:t>Correct Answer: None</w:t>
+              <w:br/>
+            </w:r>
+            <w:r>
+              <w:rPr>
+                <w:color w:val="2D3748"/>
+                <w:sz w:val="18"/>
+              </w:rPr>
+              <w:t>Solution Analysis:</w:t>
+              <w:br/>
+              <w:t>A metalloid can be defined as chemical elements whose physical and chemical properties lies in between metal and non-metal. Among the given option only antimony (Sb) is metalloid.</w:t>
+            </w:r>
+          </w:p>
+        </w:tc>
+      </w:tr>
+    </w:tbl>
+    <w:p>
+      <w:pPr>
+        <w:spacing w:after="120"/>
+      </w:pPr>
+    </w:p>
+    <w:p>
+      <w:pPr>
+        <w:spacing w:before="160" w:after="40"/>
+      </w:pPr>
+      <w:r>
+        <w:rPr>
+          <w:b/>
+          <w:color w:val="1A365D"/>
+          <w:sz w:val="22"/>
+        </w:rPr>
+        <w:t>Benchmark Problem 3: KCET 2023 (Q#4)</w:t>
+      </w:r>
+    </w:p>
+    <w:p>
+      <w:pPr>
+        <w:spacing w:after="80"/>
+      </w:pPr>
+      <w:r>
+        <w:rPr>
+          <w:sz w:val="20"/>
+        </w:rPr>
+        <w:t>What is the oxidation number of S in H_(2)S_(2)O_(8) ?</w:t>
+      </w:r>
+    </w:p>
+    <w:p>
+      <w:pPr>
+        <w:pStyle w:val="ListBullet"/>
+        <w:spacing w:after="20"/>
+      </w:pPr>
+      <w:r>
+        <w:rPr>
+          <w:sz w:val="19"/>
+        </w:rPr>
+        <w:t>(A) +5</w:t>
+      </w:r>
+    </w:p>
+    <w:p>
+      <w:pPr>
+        <w:pStyle w:val="ListBullet"/>
+        <w:spacing w:after="20"/>
+      </w:pPr>
+      <w:r>
+        <w:rPr>
+          <w:sz w:val="19"/>
+        </w:rPr>
+        <w:t>(B) +4</w:t>
+      </w:r>
+    </w:p>
+    <w:p>
+      <w:pPr>
+        <w:pStyle w:val="ListBullet"/>
+        <w:spacing w:after="20"/>
+      </w:pPr>
+      <w:r>
+        <w:rPr>
+          <w:sz w:val="19"/>
+        </w:rPr>
+        <w:t>(C) +7</w:t>
+      </w:r>
+    </w:p>
+    <w:p>
+      <w:pPr>
+        <w:pStyle w:val="ListBullet"/>
+        <w:spacing w:after="20"/>
+      </w:pPr>
+      <w:r>
+        <w:rPr>
+          <w:sz w:val="19"/>
+        </w:rPr>
+        <w:t>(D) +6</w:t>
+      </w:r>
+    </w:p>
+    <w:tbl>
+      <w:tblPr>
+        <w:tblW w:type="auto" w:w="0"/>
+        <w:jc w:val="center"/>
+        <w:tblLook w:firstColumn="1" w:firstRow="1" w:lastColumn="0" w:lastRow="0" w:noHBand="0" w:noVBand="1" w:val="04A0"/>
+      </w:tblPr>
+      <w:tblGrid>
+        <w:gridCol w:w="10080"/>
+      </w:tblGrid>
+      <w:tr>
+        <w:tc>
+          <w:tcPr>
+            <w:tcW w:type="dxa" w:w="10080"/>
+            <w:shd w:fill="F7FAFC"/>
+            <w:tcMar>
+              <w:top w:w="100" w:type="dxa"/>
+              <w:bottom w:w="100" w:type="dxa"/>
+              <w:left w:w="150" w:type="dxa"/>
+              <w:right w:w="150" w:type="dxa"/>
+            </w:tcMar>
+          </w:tcPr>
+          <w:p>
+            <w:r>
+              <w:rPr>
+                <w:b/>
+                <w:color w:val="1A365D"/>
+                <w:sz w:val="19"/>
+              </w:rPr>
+              <w:t>Correct Answer: None</w:t>
+              <w:br/>
+            </w:r>
+            <w:r>
+              <w:rPr>
+                <w:color w:val="2D3748"/>
+                <w:sz w:val="18"/>
+              </w:rPr>
+              <w:t>Solution Analysis:</w:t>
+              <w:br/>
+              <w:t>The structure of H _(2) S _(2) O _(8) is as follows Let the oxidation state of sulphur be x . Then, 2x+2+2(-1)+6(-2)=0 ∴ x=+6 Thus, the oxidation state of S in H_(2)S_(2)O_(8) is +6 .</w:t>
             </w:r>
           </w:p>
         </w:tc>

--- a/data/exports/kcet-p-block-elements_revision_notes.docx
+++ b/data/exports/kcet-p-block-elements_revision_notes.docx
@@ -13,7 +13,7 @@
           <w:color w:val="1A365D"/>
           <w:sz w:val="44"/>
         </w:rPr>
-        <w:t>JEE MAIN REVISION MASTER: P-BLOCK ELEMENTS 2026 0 QUESTIONS 0% WEIGHTAGE</w:t>
+        <w:t>JEE MAIN REVISION MASTER: P-BLOCK ELEMENTS</w:t>
       </w:r>
     </w:p>
     <w:p>
@@ -189,7 +189,7 @@
                 <w:color w:val="2D3748"/>
                 <w:sz w:val="19"/>
               </w:rPr>
-              <w:t>P Block Elements — Applied Cases, Reactions &amp; Traps</w:t>
+              <w:t>P Block Elements — Core Principles &amp; Governing Laws</w:t>
             </w:r>
           </w:p>
         </w:tc>
@@ -230,7 +230,7 @@
                 <w:color w:val="718096"/>
                 <w:sz w:val="19"/>
               </w:rPr>
-              <w:t>Applied Topics</w:t>
+              <w:t>Core Principle</w:t>
             </w:r>
           </w:p>
         </w:tc>
@@ -251,10 +251,10 @@
             <w:r>
               <w:rPr>
                 <w:b/>
-                <w:color w:val="718096"/>
+                <w:color w:val="2B6CB0"/>
                 <w:sz w:val="19"/>
               </w:rPr>
-              <w:t>Moderate</w:t>
+              <w:t>High</w:t>
             </w:r>
           </w:p>
         </w:tc>
@@ -276,7 +276,7 @@
                 <w:color w:val="2D3748"/>
                 <w:sz w:val="19"/>
               </w:rPr>
-              <w:t>P Block Elements — Standard Calculations &amp; Problem Archetypes</w:t>
+              <w:t>P Block Elements — Applied Cases, Reactions &amp; Traps</w:t>
             </w:r>
           </w:p>
         </w:tc>
@@ -296,7 +296,7 @@
               <w:rPr>
                 <w:sz w:val="19"/>
               </w:rPr>
-              <w:t>7 PYQs</w:t>
+              <w:t>11 PYQs</w:t>
             </w:r>
           </w:p>
         </w:tc>
@@ -317,7 +317,7 @@
                 <w:color w:val="718096"/>
                 <w:sz w:val="19"/>
               </w:rPr>
-              <w:t>Quantitative Analysis</w:t>
+              <w:t>Applied Topics</w:t>
             </w:r>
           </w:p>
         </w:tc>
@@ -341,7 +341,7 @@
                 <w:color w:val="718096"/>
                 <w:sz w:val="19"/>
               </w:rPr>
-              <w:t>Moderate</w:t>
+              <w:t>Standard</w:t>
             </w:r>
           </w:p>
         </w:tc>
@@ -363,7 +363,7 @@
                 <w:color w:val="2D3748"/>
                 <w:sz w:val="19"/>
               </w:rPr>
-              <w:t>P Block Elements — Core Principles &amp; Governing Laws</w:t>
+              <w:t>P Block Elements — Standard Calculations &amp; Problem Archetypes</w:t>
             </w:r>
           </w:p>
         </w:tc>
@@ -383,7 +383,7 @@
               <w:rPr>
                 <w:sz w:val="19"/>
               </w:rPr>
-              <w:t>5 PYQs</w:t>
+              <w:t>1 PYQs</w:t>
             </w:r>
           </w:p>
         </w:tc>
@@ -404,7 +404,7 @@
                 <w:color w:val="718096"/>
                 <w:sz w:val="19"/>
               </w:rPr>
-              <w:t>Core Principle</w:t>
+              <w:t>Quantitative Analysis</w:t>
             </w:r>
           </w:p>
         </w:tc>
@@ -504,7 +504,7 @@
                 <w:color w:val="1A365D"/>
                 <w:sz w:val="19"/>
               </w:rPr>
-              <w:t>P Block Elements — Applied Cases, Reactions &amp; Traps</w:t>
+              <w:t>P Block Elements — Core Principles &amp; Governing Laws</w:t>
             </w:r>
           </w:p>
         </w:tc>
@@ -526,7 +526,7 @@
                 <w:color w:val="2D3748"/>
                 <w:sz w:val="19"/>
               </w:rPr>
-              <w:t>N_{2}O, \quad NH_{3}, \quad (H_{3}PO_{4})</w:t>
+              <w:t>SbH_{3}, \quad KMnO_{4}, \quad NH_{3}&gt;PH_{3}&gt;AsH_{3}&gt;SbH_{3}&gt;BiH_{3}</w:t>
             </w:r>
           </w:p>
         </w:tc>
@@ -550,7 +550,7 @@
                 <w:color w:val="1A365D"/>
                 <w:sz w:val="19"/>
               </w:rPr>
-              <w:t>P Block Elements — Standard Calculations &amp; Problem Archetypes</w:t>
+              <w:t>P Block Elements — Applied Cases, Reactions &amp; Traps</w:t>
             </w:r>
           </w:p>
         </w:tc>
@@ -572,7 +572,7 @@
                 <w:color w:val="2D3748"/>
                 <w:sz w:val="19"/>
               </w:rPr>
-              <w:t>CaSO_{4} \cdot \frac{1}{2}H_{2}O, \quad BaCl_{2}, \quad _{4}</w:t>
+              <w:t>CaH_{2}, \quad NH_{4}NO_{2}, \quad (NH_{4})_{2}Cr_{2}O_{7}</w:t>
             </w:r>
           </w:p>
         </w:tc>
@@ -596,7 +596,7 @@
                 <w:color w:val="1A365D"/>
                 <w:sz w:val="19"/>
               </w:rPr>
-              <w:t>P Block Elements — Core Principles &amp; Governing Laws</w:t>
+              <w:t>P Block Elements — Standard Calculations &amp; Problem Archetypes</w:t>
             </w:r>
           </w:p>
         </w:tc>
@@ -618,7 +618,7 @@
                 <w:color w:val="2D3748"/>
                 <w:sz w:val="19"/>
               </w:rPr>
-              <w:t>NH_{3}&gt;PH_{3}&gt;AsH_{3}&gt;SbH_{3}&gt;BiH_{3}\text{?}, \quad (H_{3}PO_{2}), \quad AgNO_{3}</w:t>
+              <w:t>CaH_{2}, \quad Ca^{2+}</w:t>
             </w:r>
           </w:p>
         </w:tc>
@@ -650,7 +650,215 @@
           <w:color w:val="2B6CB0"/>
           <w:sz w:val="24"/>
         </w:rPr>
-        <w:t>3.1 P Block Elements — Applied Cases, Reactions &amp; Traps (High Yield — 14 PYQs)</w:t>
+        <w:t>3.1 P Block Elements — Core Principles &amp; Governing Laws (High Yield — 14 PYQs)</w:t>
+      </w:r>
+    </w:p>
+    <w:p>
+      <w:r>
+        <w:rPr>
+          <w:b/>
+          <w:sz w:val="20"/>
+        </w:rPr>
+        <w:t xml:space="preserve">Core Principle: </w:t>
+      </w:r>
+      <w:r>
+        <w:rPr>
+          <w:sz w:val="20"/>
+        </w:rPr>
+        <w:t>Fundamental definitions, core postulates, and governing physical/chemical relations in P Block Elements.</w:t>
+      </w:r>
+    </w:p>
+    <w:tbl>
+      <w:tblPr>
+        <w:tblW w:type="auto" w:w="0"/>
+        <w:jc w:val="center"/>
+        <w:tblLook w:firstColumn="1" w:firstRow="1" w:lastColumn="0" w:lastRow="0" w:noHBand="0" w:noVBand="1" w:val="04A0"/>
+      </w:tblPr>
+      <w:tblGrid>
+        <w:gridCol w:w="10080"/>
+      </w:tblGrid>
+      <w:tr>
+        <w:tc>
+          <w:tcPr>
+            <w:tcW w:type="dxa" w:w="10080"/>
+            <w:shd w:fill="FFF5F5"/>
+            <w:tcMar>
+              <w:top w:w="100" w:type="dxa"/>
+              <w:bottom w:w="100" w:type="dxa"/>
+              <w:left w:w="150" w:type="dxa"/>
+              <w:right w:w="150" w:type="dxa"/>
+            </w:tcMar>
+          </w:tcPr>
+          <w:p>
+            <w:r>
+              <w:rPr>
+                <w:b/>
+                <w:color w:val="C53030"/>
+                <w:sz w:val="19"/>
+              </w:rPr>
+              <w:t xml:space="preserve">⚠️ Common Trap / JEE Pitfall: </w:t>
+            </w:r>
+            <w:r>
+              <w:rPr>
+                <w:color w:val="2D3748"/>
+                <w:sz w:val="19"/>
+              </w:rPr>
+              <w:t>Carefully verify units, standard reference states, and sign conventions in P Block Elements.</w:t>
+            </w:r>
+          </w:p>
+        </w:tc>
+      </w:tr>
+    </w:tbl>
+    <w:tbl>
+      <w:tblPr>
+        <w:tblW w:type="auto" w:w="0"/>
+        <w:jc w:val="center"/>
+        <w:tblLook w:firstColumn="1" w:firstRow="1" w:lastColumn="0" w:lastRow="0" w:noHBand="0" w:noVBand="1" w:val="04A0"/>
+      </w:tblPr>
+      <w:tblGrid>
+        <w:gridCol w:w="10080"/>
+      </w:tblGrid>
+      <w:tr>
+        <w:tc>
+          <w:tcPr>
+            <w:tcW w:type="dxa" w:w="10080"/>
+            <w:shd w:fill="F0FFF4"/>
+            <w:tcMar>
+              <w:top w:w="100" w:type="dxa"/>
+              <w:bottom w:w="100" w:type="dxa"/>
+              <w:left w:w="150" w:type="dxa"/>
+              <w:right w:w="150" w:type="dxa"/>
+            </w:tcMar>
+          </w:tcPr>
+          <w:p>
+            <w:r>
+              <w:rPr>
+                <w:b/>
+                <w:color w:val="276749"/>
+                <w:sz w:val="19"/>
+              </w:rPr>
+              <w:t xml:space="preserve">💡 Speed Hack / Trick: </w:t>
+            </w:r>
+            <w:r>
+              <w:rPr>
+                <w:color w:val="2D3748"/>
+                <w:sz w:val="19"/>
+              </w:rPr>
+              <w:t>Focus on high-yield formulas and standard limiting approximations tested in P Block Elements PYQs.</w:t>
+            </w:r>
+          </w:p>
+        </w:tc>
+      </w:tr>
+    </w:tbl>
+    <w:p>
+      <w:pPr>
+        <w:spacing w:before="120" w:after="40"/>
+      </w:pPr>
+      <w:r>
+        <w:rPr>
+          <w:b/>
+          <w:color w:val="1A365D"/>
+          <w:sz w:val="19"/>
+        </w:rPr>
+        <w:t>Source PYQs testing this concept:</w:t>
+      </w:r>
+    </w:p>
+    <w:p>
+      <w:pPr>
+        <w:pStyle w:val="ListBullet"/>
+        <w:spacing w:after="40"/>
+      </w:pPr>
+      <w:r>
+        <w:rPr>
+          <w:b/>
+          <w:sz w:val="18"/>
+        </w:rPr>
+        <w:t xml:space="preserve">[2024 Shift] Q#1 (MCQ): </w:t>
+      </w:r>
+      <w:r>
+        <w:rPr>
+          <w:sz w:val="18"/>
+        </w:rPr>
+        <w:t xml:space="preserve">"Which of the following halides cannot be hydrolysed?..."  </w:t>
+      </w:r>
+      <w:r>
+        <w:rPr>
+          <w:b/>
+          <w:color w:val="2B6CB0"/>
+          <w:sz w:val="18"/>
+        </w:rPr>
+        <w:t>[Ans: N/A]</w:t>
+      </w:r>
+    </w:p>
+    <w:p>
+      <w:pPr>
+        <w:pStyle w:val="ListBullet"/>
+        <w:spacing w:after="40"/>
+      </w:pPr>
+      <w:r>
+        <w:rPr>
+          <w:b/>
+          <w:sz w:val="18"/>
+        </w:rPr>
+        <w:t xml:space="preserve">[2024 Shift] Q#3 (MCQ): </w:t>
+      </w:r>
+      <w:r>
+        <w:rPr>
+          <w:sz w:val="18"/>
+        </w:rPr>
+        <w:t xml:space="preserve">"A metalloid is..."  </w:t>
+      </w:r>
+      <w:r>
+        <w:rPr>
+          <w:b/>
+          <w:color w:val="2B6CB0"/>
+          <w:sz w:val="18"/>
+        </w:rPr>
+        <w:t>[Ans: N/A]</w:t>
+      </w:r>
+    </w:p>
+    <w:p>
+      <w:pPr>
+        <w:pStyle w:val="ListBullet"/>
+        <w:spacing w:after="40"/>
+      </w:pPr>
+      <w:r>
+        <w:rPr>
+          <w:b/>
+          <w:sz w:val="18"/>
+        </w:rPr>
+        <w:t xml:space="preserve">[2023 Shift] Q#2 (MCQ): </w:t>
+      </w:r>
+      <w:r>
+        <w:rPr>
+          <w:sz w:val="18"/>
+        </w:rPr>
+        <w:t xml:space="preserve">"The correct decreasing order of basicity of hydrides of group- 15 elements is..."  </w:t>
+      </w:r>
+      <w:r>
+        <w:rPr>
+          <w:b/>
+          <w:color w:val="2B6CB0"/>
+          <w:sz w:val="18"/>
+        </w:rPr>
+        <w:t>[Ans: N/A]</w:t>
+      </w:r>
+    </w:p>
+    <w:p>
+      <w:pPr>
+        <w:spacing w:after="120"/>
+      </w:pPr>
+    </w:p>
+    <w:p>
+      <w:pPr>
+        <w:pStyle w:val="Heading2"/>
+      </w:pPr>
+      <w:r>
+        <w:rPr>
+          <w:color w:val="2B6CB0"/>
+          <w:sz w:val="24"/>
+        </w:rPr>
+        <w:t>3.2 P Block Elements — Applied Cases, Reactions &amp; Traps (High Yield — 11 PYQs)</w:t>
       </w:r>
     </w:p>
     <w:p>
@@ -827,13 +1035,13 @@
           <w:b/>
           <w:sz w:val="18"/>
         </w:rPr>
-        <w:t xml:space="preserve">[2023 Shift] Q#2 (MCQ): </w:t>
+        <w:t xml:space="preserve">[2022 Shift] Q#1 (MCQ): </w:t>
       </w:r>
       <w:r>
         <w:rPr>
           <w:sz w:val="18"/>
         </w:rPr>
-        <w:t xml:space="preserve">"The correct decreasing order of basicity of hydrides of group- 15 elements is..."  </w:t>
+        <w:t xml:space="preserve">"(NH_(4))_(2)Cr_(2)O_(7) on heating liberates a gas. The same gas will be obtained by..."  </w:t>
       </w:r>
       <w:r>
         <w:rPr>
@@ -858,7 +1066,7 @@
           <w:color w:val="2B6CB0"/>
           <w:sz w:val="24"/>
         </w:rPr>
-        <w:t>3.2 P Block Elements — Standard Calculations &amp; Problem Archetypes (Moderate Yield — 7 PYQs)</w:t>
+        <w:t>3.3 P Block Elements — Standard Calculations &amp; Problem Archetypes (Standard Yield — 1 PYQs)</w:t>
       </w:r>
     </w:p>
     <w:p>
@@ -981,60 +1189,6 @@
           <w:b/>
           <w:sz w:val="18"/>
         </w:rPr>
-        <w:t xml:space="preserve">[2024 Shift] Q#1 (MCQ): </w:t>
-      </w:r>
-      <w:r>
-        <w:rPr>
-          <w:sz w:val="18"/>
-        </w:rPr>
-        <w:t xml:space="preserve">"Which of the following halides cannot be hydrolysed?..."  </w:t>
-      </w:r>
-      <w:r>
-        <w:rPr>
-          <w:b/>
-          <w:color w:val="2B6CB0"/>
-          <w:sz w:val="18"/>
-        </w:rPr>
-        <w:t>[Ans: N/A]</w:t>
-      </w:r>
-    </w:p>
-    <w:p>
-      <w:pPr>
-        <w:pStyle w:val="ListBullet"/>
-        <w:spacing w:after="40"/>
-      </w:pPr>
-      <w:r>
-        <w:rPr>
-          <w:b/>
-          <w:sz w:val="18"/>
-        </w:rPr>
-        <w:t xml:space="preserve">[2023 Shift] Q#4 (MCQ): </w:t>
-      </w:r>
-      <w:r>
-        <w:rPr>
-          <w:sz w:val="18"/>
-        </w:rPr>
-        <w:t xml:space="preserve">"What is the oxidation number of S in H_(2)S_(2)O_(8) ?..."  </w:t>
-      </w:r>
-      <w:r>
-        <w:rPr>
-          <w:b/>
-          <w:color w:val="2B6CB0"/>
-          <w:sz w:val="18"/>
-        </w:rPr>
-        <w:t>[Ans: N/A]</w:t>
-      </w:r>
-    </w:p>
-    <w:p>
-      <w:pPr>
-        <w:pStyle w:val="ListBullet"/>
-        <w:spacing w:after="40"/>
-      </w:pPr>
-      <w:r>
-        <w:rPr>
-          <w:b/>
-          <w:sz w:val="18"/>
-        </w:rPr>
         <w:t xml:space="preserve">[2022 Shift] Q#4 (MCQ): </w:t>
       </w:r>
       <w:r>
@@ -1042,214 +1196,6 @@
           <w:sz w:val="18"/>
         </w:rPr>
         <w:t xml:space="preserve">"Which of the following hydrides is electron deficient?..."  </w:t>
-      </w:r>
-      <w:r>
-        <w:rPr>
-          <w:b/>
-          <w:color w:val="2B6CB0"/>
-          <w:sz w:val="18"/>
-        </w:rPr>
-        <w:t>[Ans: N/A]</w:t>
-      </w:r>
-    </w:p>
-    <w:p>
-      <w:pPr>
-        <w:spacing w:after="120"/>
-      </w:pPr>
-    </w:p>
-    <w:p>
-      <w:pPr>
-        <w:pStyle w:val="Heading2"/>
-      </w:pPr>
-      <w:r>
-        <w:rPr>
-          <w:color w:val="2B6CB0"/>
-          <w:sz w:val="24"/>
-        </w:rPr>
-        <w:t>3.3 P Block Elements — Core Principles &amp; Governing Laws (Moderate Yield — 5 PYQs)</w:t>
-      </w:r>
-    </w:p>
-    <w:p>
-      <w:r>
-        <w:rPr>
-          <w:b/>
-          <w:sz w:val="20"/>
-        </w:rPr>
-        <w:t xml:space="preserve">Core Principle: </w:t>
-      </w:r>
-      <w:r>
-        <w:rPr>
-          <w:sz w:val="20"/>
-        </w:rPr>
-        <w:t>Fundamental definitions, core postulates, and governing physical/chemical relations in P Block Elements.</w:t>
-      </w:r>
-    </w:p>
-    <w:tbl>
-      <w:tblPr>
-        <w:tblW w:type="auto" w:w="0"/>
-        <w:jc w:val="center"/>
-        <w:tblLook w:firstColumn="1" w:firstRow="1" w:lastColumn="0" w:lastRow="0" w:noHBand="0" w:noVBand="1" w:val="04A0"/>
-      </w:tblPr>
-      <w:tblGrid>
-        <w:gridCol w:w="10080"/>
-      </w:tblGrid>
-      <w:tr>
-        <w:tc>
-          <w:tcPr>
-            <w:tcW w:type="dxa" w:w="10080"/>
-            <w:shd w:fill="FFF5F5"/>
-            <w:tcMar>
-              <w:top w:w="100" w:type="dxa"/>
-              <w:bottom w:w="100" w:type="dxa"/>
-              <w:left w:w="150" w:type="dxa"/>
-              <w:right w:w="150" w:type="dxa"/>
-            </w:tcMar>
-          </w:tcPr>
-          <w:p>
-            <w:r>
-              <w:rPr>
-                <w:b/>
-                <w:color w:val="C53030"/>
-                <w:sz w:val="19"/>
-              </w:rPr>
-              <w:t xml:space="preserve">⚠️ Common Trap / JEE Pitfall: </w:t>
-            </w:r>
-            <w:r>
-              <w:rPr>
-                <w:color w:val="2D3748"/>
-                <w:sz w:val="19"/>
-              </w:rPr>
-              <w:t>Carefully verify units, standard reference states, and sign conventions in P Block Elements.</w:t>
-            </w:r>
-          </w:p>
-        </w:tc>
-      </w:tr>
-    </w:tbl>
-    <w:tbl>
-      <w:tblPr>
-        <w:tblW w:type="auto" w:w="0"/>
-        <w:jc w:val="center"/>
-        <w:tblLook w:firstColumn="1" w:firstRow="1" w:lastColumn="0" w:lastRow="0" w:noHBand="0" w:noVBand="1" w:val="04A0"/>
-      </w:tblPr>
-      <w:tblGrid>
-        <w:gridCol w:w="10080"/>
-      </w:tblGrid>
-      <w:tr>
-        <w:tc>
-          <w:tcPr>
-            <w:tcW w:type="dxa" w:w="10080"/>
-            <w:shd w:fill="F0FFF4"/>
-            <w:tcMar>
-              <w:top w:w="100" w:type="dxa"/>
-              <w:bottom w:w="100" w:type="dxa"/>
-              <w:left w:w="150" w:type="dxa"/>
-              <w:right w:w="150" w:type="dxa"/>
-            </w:tcMar>
-          </w:tcPr>
-          <w:p>
-            <w:r>
-              <w:rPr>
-                <w:b/>
-                <w:color w:val="276749"/>
-                <w:sz w:val="19"/>
-              </w:rPr>
-              <w:t xml:space="preserve">💡 Speed Hack / Trick: </w:t>
-            </w:r>
-            <w:r>
-              <w:rPr>
-                <w:color w:val="2D3748"/>
-                <w:sz w:val="19"/>
-              </w:rPr>
-              <w:t>Focus on high-yield formulas and standard limiting approximations tested in P Block Elements PYQs.</w:t>
-            </w:r>
-          </w:p>
-        </w:tc>
-      </w:tr>
-    </w:tbl>
-    <w:p>
-      <w:pPr>
-        <w:spacing w:before="120" w:after="40"/>
-      </w:pPr>
-      <w:r>
-        <w:rPr>
-          <w:b/>
-          <w:color w:val="1A365D"/>
-          <w:sz w:val="19"/>
-        </w:rPr>
-        <w:t>Source PYQs testing this concept:</w:t>
-      </w:r>
-    </w:p>
-    <w:p>
-      <w:pPr>
-        <w:pStyle w:val="ListBullet"/>
-        <w:spacing w:after="40"/>
-      </w:pPr>
-      <w:r>
-        <w:rPr>
-          <w:b/>
-          <w:sz w:val="18"/>
-        </w:rPr>
-        <w:t xml:space="preserve">[2024 Shift] Q#3 (MCQ): </w:t>
-      </w:r>
-      <w:r>
-        <w:rPr>
-          <w:sz w:val="18"/>
-        </w:rPr>
-        <w:t xml:space="preserve">"A metalloid is..."  </w:t>
-      </w:r>
-      <w:r>
-        <w:rPr>
-          <w:b/>
-          <w:color w:val="2B6CB0"/>
-          <w:sz w:val="18"/>
-        </w:rPr>
-        <w:t>[Ans: N/A]</w:t>
-      </w:r>
-    </w:p>
-    <w:p>
-      <w:pPr>
-        <w:pStyle w:val="ListBullet"/>
-        <w:spacing w:after="40"/>
-      </w:pPr>
-      <w:r>
-        <w:rPr>
-          <w:b/>
-          <w:sz w:val="18"/>
-        </w:rPr>
-        <w:t xml:space="preserve">[2023 Shift] Q#3 (MCQ): </w:t>
-      </w:r>
-      <w:r>
-        <w:rPr>
-          <w:sz w:val="18"/>
-        </w:rPr>
-        <w:t xml:space="preserve">"Which one of the following oxoacids of phosphorus can reduce AgNO_(3) to metallic silver?..."  </w:t>
-      </w:r>
-      <w:r>
-        <w:rPr>
-          <w:b/>
-          <w:color w:val="2B6CB0"/>
-          <w:sz w:val="18"/>
-        </w:rPr>
-        <w:t>[Ans: N/A]</w:t>
-      </w:r>
-    </w:p>
-    <w:p>
-      <w:pPr>
-        <w:pStyle w:val="ListBullet"/>
-        <w:spacing w:after="40"/>
-      </w:pPr>
-      <w:r>
-        <w:rPr>
-          <w:b/>
-          <w:sz w:val="18"/>
-        </w:rPr>
-        <w:t xml:space="preserve">[2022 Shift] Q#2 (MCQ): </w:t>
-      </w:r>
-      <w:r>
-        <w:rPr>
-          <w:sz w:val="18"/>
-        </w:rPr>
-        <w:t xml:space="preserve">"The strong reducing property of hypophosphorus acid is due to..."  </w:t>
       </w:r>
       <w:r>
         <w:rPr>
@@ -1529,7 +1475,7 @@
           <w:color w:val="1A365D"/>
           <w:sz w:val="22"/>
         </w:rPr>
-        <w:t>Benchmark Problem 3: KCET 2023 (Q#4)</w:t>
+        <w:t>Benchmark Problem 3: KCET 2022 (Q#4)</w:t>
       </w:r>
     </w:p>
     <w:p>
@@ -1540,7 +1486,7 @@
         <w:rPr>
           <w:sz w:val="20"/>
         </w:rPr>
-        <w:t>What is the oxidation number of S in H_(2)S_(2)O_(8) ?</w:t>
+        <w:t>Which of the following hydrides is electron deficient?</w:t>
       </w:r>
     </w:p>
     <w:p>
@@ -1552,7 +1498,7 @@
         <w:rPr>
           <w:sz w:val="19"/>
         </w:rPr>
-        <w:t>(A) +5</w:t>
+        <w:t>(A) CaH_(2)</w:t>
       </w:r>
     </w:p>
     <w:p>
@@ -1564,7 +1510,7 @@
         <w:rPr>
           <w:sz w:val="19"/>
         </w:rPr>
-        <w:t>(B) +4</w:t>
+        <w:t>(B) CH_(4)</w:t>
       </w:r>
     </w:p>
     <w:p>
@@ -1576,7 +1522,7 @@
         <w:rPr>
           <w:sz w:val="19"/>
         </w:rPr>
-        <w:t>(C) +7</w:t>
+        <w:t>(C) B_(2)H_(6)</w:t>
       </w:r>
     </w:p>
     <w:p>
@@ -1588,7 +1534,7 @@
         <w:rPr>
           <w:sz w:val="19"/>
         </w:rPr>
-        <w:t>(D) +6</w:t>
+        <w:t>(D) NaH</w:t>
       </w:r>
     </w:p>
     <w:tbl>
@@ -1629,7 +1575,7 @@
               </w:rPr>
               <w:t>Solution Analysis:</w:t>
               <w:br/>
-              <w:t>The structure of H _(2) S _(2) O _(8) is as follows Let the oxidation state of sulphur be x . Then, 2x+2+2(-1)+6(-2)=0 ∴ x=+6 Thus, the oxidation state of S in H_(2)S_(2)O_(8) is +6 .</w:t>
+              <w:t>An electron-deficient hydride is a compound that has fewer valence electrons than are required to completely satisfy the traditional bonding requirements based on the concept of two electrons for every single bond between atoms. To determine if a hydride is electron deficient, we must consider the valence electrons and bonding in each given molecule. Let's examine each option: Option A: CaH_(2) Calcium hydride consists of calcium ions ( Ca^2+ ) and hydride ions ( H^- ). Each calcium atom provides two electrons to form two ionic bonds with two hydride ions. This compound is not electron deficient; it is an ionic hydride where the bonding requirements for both the metal and the hydrogen are fulfilled. Option B: CH_(4) Methane, CH_(4) , has a central carbon atom bonded to four hydrogen atoms. Carbon has four valence electrons and needs four more to complete its octet, which it gains by forming covalent bonds with the four hydrogen atoms (each hydrogen providing one electron). In methane, all atoms have full valence shells, so it is not electron deficient. Option C: B_(2)H_(6) Diborane ( B_(2)H_(6) ) is a molecule where each boron atom contributes three valence electrons, and each hydrogen atom contributes one electron. In a simple model where we would expect each pair of atoms to be connected by a single bond (two electrons per bond), the two boron atoms together with six hydrogen atoms would require 12 electrons for conventional two-electron bonds. However, diborane has only 12 valence electrons in total (6 from boron and 6 from hydrogen), which are not enough to form conventional bonds for all atoms involved. Diborane forms multiple-center bonds, where two electrons are shared by more than two atoms, specifically in the form of two three-center two-electron bonds, often referred to as banana bonds. This is indicative of electron deficiency. Therefore, B_(2)H_(6) is electron deficient. Option D: NaH Sodium hydride consists of sodium ions ( Na^+ ) and hydride ions ( H^- ). Sodium loses one electron to the hydride ion, and this fulfilling the octet rule (or the duet rule for hydrogen). Each resultant ion has a complete octet or duet, and thus this ionic compound is not electron deficient. Based on the explanation above, the electron-deficient hydride among the given options is: Option C: B_(2)H_(6)</w:t>
             </w:r>
           </w:p>
         </w:tc>

--- a/data/exports/kcet-p-block-elements_revision_notes.docx
+++ b/data/exports/kcet-p-block-elements_revision_notes.docx
@@ -164,10 +164,10 @@
             <w:r>
               <w:rPr>
                 <w:b/>
-                <w:color w:val="2B6CB0"/>
+                <w:color w:val="C53030"/>
                 <w:sz w:val="19"/>
               </w:rPr>
-              <w:t>High</w:t>
+              <w:t>Very High</w:t>
             </w:r>
           </w:p>
         </w:tc>
@@ -189,7 +189,7 @@
                 <w:color w:val="2D3748"/>
                 <w:sz w:val="19"/>
               </w:rPr>
-              <w:t>P Block Elements — Core Principles &amp; Governing Laws</w:t>
+              <w:t>Boron &amp; Carbon Families (Groups 13 &amp; 14)</w:t>
             </w:r>
           </w:p>
         </w:tc>
@@ -209,7 +209,7 @@
               <w:rPr>
                 <w:sz w:val="19"/>
               </w:rPr>
-              <w:t>14 PYQs</w:t>
+              <w:t>17 PYQs</w:t>
             </w:r>
           </w:p>
         </w:tc>
@@ -230,7 +230,7 @@
                 <w:color w:val="718096"/>
                 <w:sz w:val="19"/>
               </w:rPr>
-              <w:t>Core Principle</w:t>
+              <w:t>p-Block Elements</w:t>
             </w:r>
           </w:p>
         </w:tc>
@@ -276,7 +276,7 @@
                 <w:color w:val="2D3748"/>
                 <w:sz w:val="19"/>
               </w:rPr>
-              <w:t>P Block Elements — Applied Cases, Reactions &amp; Traps</w:t>
+              <w:t>Nitrogen, Oxygen &amp; Halogen Families (Groups 15, 16, 17 &amp; 18)</w:t>
             </w:r>
           </w:p>
         </w:tc>
@@ -296,7 +296,7 @@
               <w:rPr>
                 <w:sz w:val="19"/>
               </w:rPr>
-              <w:t>11 PYQs</w:t>
+              <w:t>8 PYQs</w:t>
             </w:r>
           </w:p>
         </w:tc>
@@ -317,94 +317,7 @@
                 <w:color w:val="718096"/>
                 <w:sz w:val="19"/>
               </w:rPr>
-              <w:t>Applied Topics</w:t>
-            </w:r>
-          </w:p>
-        </w:tc>
-      </w:tr>
-      <w:tr>
-        <w:tc>
-          <w:tcPr>
-            <w:tcW w:type="dxa" w:w="2160"/>
-            <w:shd w:fill="F7FAFC"/>
-            <w:tcMar>
-              <w:top w:w="80" w:type="dxa"/>
-              <w:bottom w:w="80" w:type="dxa"/>
-              <w:left w:w="150" w:type="dxa"/>
-              <w:right w:w="150" w:type="dxa"/>
-            </w:tcMar>
-          </w:tcPr>
-          <w:p>
-            <w:r>
-              <w:rPr>
-                <w:b/>
-                <w:color w:val="718096"/>
-                <w:sz w:val="19"/>
-              </w:rPr>
-              <w:t>Standard</w:t>
-            </w:r>
-          </w:p>
-        </w:tc>
-        <w:tc>
-          <w:tcPr>
-            <w:tcW w:type="dxa" w:w="4320"/>
-            <w:shd w:fill="F7FAFC"/>
-            <w:tcMar>
-              <w:top w:w="80" w:type="dxa"/>
-              <w:bottom w:w="80" w:type="dxa"/>
-              <w:left w:w="150" w:type="dxa"/>
-              <w:right w:w="150" w:type="dxa"/>
-            </w:tcMar>
-          </w:tcPr>
-          <w:p>
-            <w:r>
-              <w:rPr>
-                <w:b/>
-                <w:color w:val="2D3748"/>
-                <w:sz w:val="19"/>
-              </w:rPr>
-              <w:t>P Block Elements — Standard Calculations &amp; Problem Archetypes</w:t>
-            </w:r>
-          </w:p>
-        </w:tc>
-        <w:tc>
-          <w:tcPr>
-            <w:tcW w:type="dxa" w:w="1728"/>
-            <w:shd w:fill="F7FAFC"/>
-            <w:tcMar>
-              <w:top w:w="80" w:type="dxa"/>
-              <w:bottom w:w="80" w:type="dxa"/>
-              <w:left w:w="150" w:type="dxa"/>
-              <w:right w:w="150" w:type="dxa"/>
-            </w:tcMar>
-          </w:tcPr>
-          <w:p>
-            <w:r>
-              <w:rPr>
-                <w:sz w:val="19"/>
-              </w:rPr>
-              <w:t>1 PYQs</w:t>
-            </w:r>
-          </w:p>
-        </w:tc>
-        <w:tc>
-          <w:tcPr>
-            <w:tcW w:type="dxa" w:w="1872"/>
-            <w:shd w:fill="F7FAFC"/>
-            <w:tcMar>
-              <w:top w:w="80" w:type="dxa"/>
-              <w:bottom w:w="80" w:type="dxa"/>
-              <w:left w:w="150" w:type="dxa"/>
-              <w:right w:w="150" w:type="dxa"/>
-            </w:tcMar>
-          </w:tcPr>
-          <w:p>
-            <w:r>
-              <w:rPr>
-                <w:color w:val="718096"/>
-                <w:sz w:val="19"/>
-              </w:rPr>
-              <w:t>Quantitative Analysis</w:t>
+              <w:t>p-Block Chemistry</w:t>
             </w:r>
           </w:p>
         </w:tc>
@@ -504,7 +417,7 @@
                 <w:color w:val="1A365D"/>
                 <w:sz w:val="19"/>
               </w:rPr>
-              <w:t>P Block Elements — Core Principles &amp; Governing Laws</w:t>
+              <w:t>Boron &amp; Carbon Families (Groups 13 &amp; 14)</w:t>
             </w:r>
           </w:p>
         </w:tc>
@@ -526,7 +439,7 @@
                 <w:color w:val="2D3748"/>
                 <w:sz w:val="19"/>
               </w:rPr>
-              <w:t>SbH_{3}, \quad KMnO_{4}, \quad NH_{3}&gt;PH_{3}&gt;AsH_{3}&gt;SbH_{3}&gt;BiH_{3}</w:t>
+              <w:t>\text{Borax Bead: } \text{Na}_2\text{B}_4\text{O}_7 \cdot 10\text{H}_2\text{O} \xrightarrow{\\Delta} 2\text{NaBO}_2 + \text{B}_2\text{O}_3 \quad (\text{Glassy Bead})</w:t>
             </w:r>
           </w:p>
         </w:tc>
@@ -550,7 +463,7 @@
                 <w:color w:val="1A365D"/>
                 <w:sz w:val="19"/>
               </w:rPr>
-              <w:t>P Block Elements — Applied Cases, Reactions &amp; Traps</w:t>
+              <w:t>Nitrogen, Oxygen &amp; Halogen Families (Groups 15, 16, 17 &amp; 18)</w:t>
             </w:r>
           </w:p>
         </w:tc>
@@ -572,53 +485,7 @@
                 <w:color w:val="2D3748"/>
                 <w:sz w:val="19"/>
               </w:rPr>
-              <w:t>CaH_{2}, \quad NH_{4}NO_{2}, \quad (NH_{4})_{2}Cr_{2}O_{7}</w:t>
-            </w:r>
-          </w:p>
-        </w:tc>
-      </w:tr>
-      <w:tr>
-        <w:tc>
-          <w:tcPr>
-            <w:tcW w:type="dxa" w:w="3600"/>
-            <w:shd w:fill="F7FAFC"/>
-            <w:tcMar>
-              <w:top w:w="100" w:type="dxa"/>
-              <w:bottom w:w="100" w:type="dxa"/>
-              <w:left w:w="150" w:type="dxa"/>
-              <w:right w:w="150" w:type="dxa"/>
-            </w:tcMar>
-          </w:tcPr>
-          <w:p>
-            <w:r>
-              <w:rPr>
-                <w:b/>
-                <w:color w:val="1A365D"/>
-                <w:sz w:val="19"/>
-              </w:rPr>
-              <w:t>P Block Elements — Standard Calculations &amp; Problem Archetypes</w:t>
-            </w:r>
-          </w:p>
-        </w:tc>
-        <w:tc>
-          <w:tcPr>
-            <w:tcW w:type="dxa" w:w="6480"/>
-            <w:shd w:fill="F7FAFC"/>
-            <w:tcMar>
-              <w:top w:w="100" w:type="dxa"/>
-              <w:bottom w:w="100" w:type="dxa"/>
-              <w:left w:w="150" w:type="dxa"/>
-              <w:right w:w="150" w:type="dxa"/>
-            </w:tcMar>
-          </w:tcPr>
-          <w:p>
-            <w:r>
-              <w:rPr>
-                <w:rFonts w:ascii="Cambria Math" w:hAnsi="Cambria Math"/>
-                <w:color w:val="2D3748"/>
-                <w:sz w:val="19"/>
-              </w:rPr>
-              <w:t>CaH_{2}, \quad Ca^{2+}</w:t>
+              <w:t>\text{Basicity of } \text{H}_3\text{PO}_2 = 1, \quad \text{H}_3\text{PO}_3 = 2, \quad \text{H}_3\text{PO}_4 = 3, \quad \text{XeF}_4 \ (\text{Square Planar, } sp^3d^2)</w:t>
             </w:r>
           </w:p>
         </w:tc>
@@ -650,7 +517,7 @@
           <w:color w:val="2B6CB0"/>
           <w:sz w:val="24"/>
         </w:rPr>
-        <w:t>3.1 P Block Elements — Core Principles &amp; Governing Laws (High Yield — 14 PYQs)</w:t>
+        <w:t>3.1 Boron &amp; Carbon Families (Groups 13 &amp; 14) (Very High Yield — 17 PYQs)</w:t>
       </w:r>
     </w:p>
     <w:p>
@@ -665,7 +532,7 @@
         <w:rPr>
           <w:sz w:val="20"/>
         </w:rPr>
-        <w:t>Fundamental definitions, core postulates, and governing physical/chemical relations in P Block Elements.</w:t>
+        <w:t>Group 13: Diborane B_2H_6 has two 3-center-2-electron (3c-2e) banana bridge bonds. Borax bead test: NaBO_2 + B_2O_3 forms colored metaborates with transition metal salts. Inert pair effect makes +1 oxidation state more stable for Thallium (extTl^+) than +3. Group 14: Diamond (sp^3, hard insulator) vs Graphite (sp^2, planar sheets, conductor). Silicones are organosilicon polymers with [-R_2SiO-]_n repeating units.</w:t>
       </w:r>
     </w:p>
     <w:tbl>
@@ -703,7 +570,7 @@
                 <w:color w:val="2D3748"/>
                 <w:sz w:val="19"/>
               </w:rPr>
-              <w:t>Carefully verify units, standard reference states, and sign conventions in P Block Elements.</w:t>
+              <w:t>Orthoboric acid H_3BO_3 is NOT a protonic acid; it is a weak monobasic Lewis acid that accepts OH^- from water: B(OH)_3 + 2H_2O ⇌ [B(OH)_4]^- + H_3O^+.</w:t>
             </w:r>
           </w:p>
         </w:tc>
@@ -744,7 +611,7 @@
                 <w:color w:val="2D3748"/>
                 <w:sz w:val="19"/>
               </w:rPr>
-              <w:t>Focus on high-yield formulas and standard limiting approximations tested in P Block Elements PYQs.</w:t>
+              <w:t>Due to the inert pair effect, +1 is the most stable state for Tl, and +2 is the most stable state for Pb.</w:t>
             </w:r>
           </w:p>
         </w:tc>
@@ -827,13 +694,13 @@
           <w:b/>
           <w:sz w:val="18"/>
         </w:rPr>
-        <w:t xml:space="preserve">[2023 Shift] Q#2 (MCQ): </w:t>
+        <w:t xml:space="preserve">[2023 Shift] Q#1 (MCQ): </w:t>
       </w:r>
       <w:r>
         <w:rPr>
           <w:sz w:val="18"/>
         </w:rPr>
-        <w:t xml:space="preserve">"The correct decreasing order of basicity of hydrides of group- 15 elements is..."  </w:t>
+        <w:t xml:space="preserve">"Which of the following compound does not give dinitrogen on heating?..."  </w:t>
       </w:r>
       <w:r>
         <w:rPr>
@@ -858,7 +725,7 @@
           <w:color w:val="2B6CB0"/>
           <w:sz w:val="24"/>
         </w:rPr>
-        <w:t>3.2 P Block Elements — Applied Cases, Reactions &amp; Traps (High Yield — 11 PYQs)</w:t>
+        <w:t>3.2 Nitrogen, Oxygen &amp; Halogen Families (Groups 15, 16, 17 &amp; 18) (High Yield — 8 PYQs)</w:t>
       </w:r>
     </w:p>
     <w:p>
@@ -873,7 +740,7 @@
         <w:rPr>
           <w:sz w:val="20"/>
         </w:rPr>
-        <w:t>Special cases, experimental observations, and conceptual traps designed to test deep understanding of P Block Elements.</w:t>
+        <w:t>Group 15: Basicity of phosphorus oxoacids: H_3PO_2 is monobasic (has 2 P-H bonds \implies strong reducing agent); H_3PO_3 is dibasic; H_3PO_4 is tribasic. Group 16: Contact process for H_2SO_4 with V_2O_5 catalyst. Group 17: Interhalogens XX'_n are more reactive than pure halogens (except F_2). Group 18: XeF_2 (linear), XeF_4 (square planar), XeF_6 (distorted octahedral).</w:t>
       </w:r>
     </w:p>
     <w:tbl>
@@ -911,7 +778,7 @@
                 <w:color w:val="2D3748"/>
                 <w:sz w:val="19"/>
               </w:rPr>
-              <w:t>Read questions carefully for keywords like 'incorrect', 'not true', or non-standard conditions.</w:t>
+              <w:t>Reducing power of H_3PO_2 is highest because it contains TWO direct P-H bonds, whereas H_3PO_4 has zero P-H bonds.</w:t>
             </w:r>
           </w:p>
         </w:tc>
@@ -952,7 +819,7 @@
                 <w:color w:val="2D3748"/>
                 <w:sz w:val="19"/>
               </w:rPr>
-              <w:t>Elimination of extreme or unphysical answer choices improves accuracy in assertion-reason and multiple-statement questions.</w:t>
+              <w:t>Acidic strength of oxoacids of chlorine increases with increasing oxidation state of Cl: HClO &lt; HClO_2 &lt; HClO_3 &lt; HClO_4.</w:t>
             </w:r>
           </w:p>
         </w:tc>
@@ -1008,13 +875,13 @@
           <w:b/>
           <w:sz w:val="18"/>
         </w:rPr>
-        <w:t xml:space="preserve">[2023 Shift] Q#1 (MCQ): </w:t>
+        <w:t xml:space="preserve">[2023 Shift] Q#3 (MCQ): </w:t>
       </w:r>
       <w:r>
         <w:rPr>
           <w:sz w:val="18"/>
         </w:rPr>
-        <w:t xml:space="preserve">"Which of the following compound does not give dinitrogen on heating?..."  </w:t>
+        <w:t xml:space="preserve">"Which one of the following oxoacids of phosphorus can reduce AgNO_(3) to metallic silver?..."  </w:t>
       </w:r>
       <w:r>
         <w:rPr>
@@ -1042,160 +909,6 @@
           <w:sz w:val="18"/>
         </w:rPr>
         <w:t xml:space="preserve">"(NH_(4))_(2)Cr_(2)O_(7) on heating liberates a gas. The same gas will be obtained by..."  </w:t>
-      </w:r>
-      <w:r>
-        <w:rPr>
-          <w:b/>
-          <w:color w:val="2B6CB0"/>
-          <w:sz w:val="18"/>
-        </w:rPr>
-        <w:t>[Ans: N/A]</w:t>
-      </w:r>
-    </w:p>
-    <w:p>
-      <w:pPr>
-        <w:spacing w:after="120"/>
-      </w:pPr>
-    </w:p>
-    <w:p>
-      <w:pPr>
-        <w:pStyle w:val="Heading2"/>
-      </w:pPr>
-      <w:r>
-        <w:rPr>
-          <w:color w:val="2B6CB0"/>
-          <w:sz w:val="24"/>
-        </w:rPr>
-        <w:t>3.3 P Block Elements — Standard Calculations &amp; Problem Archetypes (Standard Yield — 1 PYQs)</w:t>
-      </w:r>
-    </w:p>
-    <w:p>
-      <w:r>
-        <w:rPr>
-          <w:b/>
-          <w:sz w:val="20"/>
-        </w:rPr>
-        <w:t xml:space="preserve">Core Principle: </w:t>
-      </w:r>
-      <w:r>
-        <w:rPr>
-          <w:sz w:val="20"/>
-        </w:rPr>
-        <w:t>Quantitative numerical problem-solving techniques and standard question patterns frequently seen in P Block Elements.</w:t>
-      </w:r>
-    </w:p>
-    <w:tbl>
-      <w:tblPr>
-        <w:tblW w:type="auto" w:w="0"/>
-        <w:jc w:val="center"/>
-        <w:tblLook w:firstColumn="1" w:firstRow="1" w:lastColumn="0" w:lastRow="0" w:noHBand="0" w:noVBand="1" w:val="04A0"/>
-      </w:tblPr>
-      <w:tblGrid>
-        <w:gridCol w:w="10080"/>
-      </w:tblGrid>
-      <w:tr>
-        <w:tc>
-          <w:tcPr>
-            <w:tcW w:type="dxa" w:w="10080"/>
-            <w:shd w:fill="FFF5F5"/>
-            <w:tcMar>
-              <w:top w:w="100" w:type="dxa"/>
-              <w:bottom w:w="100" w:type="dxa"/>
-              <w:left w:w="150" w:type="dxa"/>
-              <w:right w:w="150" w:type="dxa"/>
-            </w:tcMar>
-          </w:tcPr>
-          <w:p>
-            <w:r>
-              <w:rPr>
-                <w:b/>
-                <w:color w:val="C53030"/>
-                <w:sz w:val="19"/>
-              </w:rPr>
-              <w:t xml:space="preserve">⚠️ Common Trap / JEE Pitfall: </w:t>
-            </w:r>
-            <w:r>
-              <w:rPr>
-                <w:color w:val="2D3748"/>
-                <w:sz w:val="19"/>
-              </w:rPr>
-              <w:t>Watch for algebraic rounding, stoichiometric balancing, and boundary condition checks.</w:t>
-            </w:r>
-          </w:p>
-        </w:tc>
-      </w:tr>
-    </w:tbl>
-    <w:tbl>
-      <w:tblPr>
-        <w:tblW w:type="auto" w:w="0"/>
-        <w:jc w:val="center"/>
-        <w:tblLook w:firstColumn="1" w:firstRow="1" w:lastColumn="0" w:lastRow="0" w:noHBand="0" w:noVBand="1" w:val="04A0"/>
-      </w:tblPr>
-      <w:tblGrid>
-        <w:gridCol w:w="10080"/>
-      </w:tblGrid>
-      <w:tr>
-        <w:tc>
-          <w:tcPr>
-            <w:tcW w:type="dxa" w:w="10080"/>
-            <w:shd w:fill="F0FFF4"/>
-            <w:tcMar>
-              <w:top w:w="100" w:type="dxa"/>
-              <w:bottom w:w="100" w:type="dxa"/>
-              <w:left w:w="150" w:type="dxa"/>
-              <w:right w:w="150" w:type="dxa"/>
-            </w:tcMar>
-          </w:tcPr>
-          <w:p>
-            <w:r>
-              <w:rPr>
-                <w:b/>
-                <w:color w:val="276749"/>
-                <w:sz w:val="19"/>
-              </w:rPr>
-              <w:t xml:space="preserve">💡 Speed Hack / Trick: </w:t>
-            </w:r>
-            <w:r>
-              <w:rPr>
-                <w:color w:val="2D3748"/>
-                <w:sz w:val="19"/>
-              </w:rPr>
-              <w:t>Dimensional consistency checks and ratio comparisons can quickly eliminate incorrect options.</w:t>
-            </w:r>
-          </w:p>
-        </w:tc>
-      </w:tr>
-    </w:tbl>
-    <w:p>
-      <w:pPr>
-        <w:spacing w:before="120" w:after="40"/>
-      </w:pPr>
-      <w:r>
-        <w:rPr>
-          <w:b/>
-          <w:color w:val="1A365D"/>
-          <w:sz w:val="19"/>
-        </w:rPr>
-        <w:t>Source PYQs testing this concept:</w:t>
-      </w:r>
-    </w:p>
-    <w:p>
-      <w:pPr>
-        <w:pStyle w:val="ListBullet"/>
-        <w:spacing w:after="40"/>
-      </w:pPr>
-      <w:r>
-        <w:rPr>
-          <w:b/>
-          <w:sz w:val="18"/>
-        </w:rPr>
-        <w:t xml:space="preserve">[2022 Shift] Q#4 (MCQ): </w:t>
-      </w:r>
-      <w:r>
-        <w:rPr>
-          <w:sz w:val="18"/>
-        </w:rPr>
-        <w:t xml:space="preserve">"Which of the following hydrides is electron deficient?..."  </w:t>
       </w:r>
       <w:r>
         <w:rPr>
@@ -1455,127 +1168,6 @@
               <w:t>Solution Analysis:</w:t>
               <w:br/>
               <w:t>A metalloid can be defined as chemical elements whose physical and chemical properties lies in between metal and non-metal. Among the given option only antimony (Sb) is metalloid.</w:t>
-            </w:r>
-          </w:p>
-        </w:tc>
-      </w:tr>
-    </w:tbl>
-    <w:p>
-      <w:pPr>
-        <w:spacing w:after="120"/>
-      </w:pPr>
-    </w:p>
-    <w:p>
-      <w:pPr>
-        <w:spacing w:before="160" w:after="40"/>
-      </w:pPr>
-      <w:r>
-        <w:rPr>
-          <w:b/>
-          <w:color w:val="1A365D"/>
-          <w:sz w:val="22"/>
-        </w:rPr>
-        <w:t>Benchmark Problem 3: KCET 2022 (Q#4)</w:t>
-      </w:r>
-    </w:p>
-    <w:p>
-      <w:pPr>
-        <w:spacing w:after="80"/>
-      </w:pPr>
-      <w:r>
-        <w:rPr>
-          <w:sz w:val="20"/>
-        </w:rPr>
-        <w:t>Which of the following hydrides is electron deficient?</w:t>
-      </w:r>
-    </w:p>
-    <w:p>
-      <w:pPr>
-        <w:pStyle w:val="ListBullet"/>
-        <w:spacing w:after="20"/>
-      </w:pPr>
-      <w:r>
-        <w:rPr>
-          <w:sz w:val="19"/>
-        </w:rPr>
-        <w:t>(A) CaH_(2)</w:t>
-      </w:r>
-    </w:p>
-    <w:p>
-      <w:pPr>
-        <w:pStyle w:val="ListBullet"/>
-        <w:spacing w:after="20"/>
-      </w:pPr>
-      <w:r>
-        <w:rPr>
-          <w:sz w:val="19"/>
-        </w:rPr>
-        <w:t>(B) CH_(4)</w:t>
-      </w:r>
-    </w:p>
-    <w:p>
-      <w:pPr>
-        <w:pStyle w:val="ListBullet"/>
-        <w:spacing w:after="20"/>
-      </w:pPr>
-      <w:r>
-        <w:rPr>
-          <w:sz w:val="19"/>
-        </w:rPr>
-        <w:t>(C) B_(2)H_(6)</w:t>
-      </w:r>
-    </w:p>
-    <w:p>
-      <w:pPr>
-        <w:pStyle w:val="ListBullet"/>
-        <w:spacing w:after="20"/>
-      </w:pPr>
-      <w:r>
-        <w:rPr>
-          <w:sz w:val="19"/>
-        </w:rPr>
-        <w:t>(D) NaH</w:t>
-      </w:r>
-    </w:p>
-    <w:tbl>
-      <w:tblPr>
-        <w:tblW w:type="auto" w:w="0"/>
-        <w:jc w:val="center"/>
-        <w:tblLook w:firstColumn="1" w:firstRow="1" w:lastColumn="0" w:lastRow="0" w:noHBand="0" w:noVBand="1" w:val="04A0"/>
-      </w:tblPr>
-      <w:tblGrid>
-        <w:gridCol w:w="10080"/>
-      </w:tblGrid>
-      <w:tr>
-        <w:tc>
-          <w:tcPr>
-            <w:tcW w:type="dxa" w:w="10080"/>
-            <w:shd w:fill="F7FAFC"/>
-            <w:tcMar>
-              <w:top w:w="100" w:type="dxa"/>
-              <w:bottom w:w="100" w:type="dxa"/>
-              <w:left w:w="150" w:type="dxa"/>
-              <w:right w:w="150" w:type="dxa"/>
-            </w:tcMar>
-          </w:tcPr>
-          <w:p>
-            <w:r>
-              <w:rPr>
-                <w:b/>
-                <w:color w:val="1A365D"/>
-                <w:sz w:val="19"/>
-              </w:rPr>
-              <w:t>Correct Answer: None</w:t>
-              <w:br/>
-            </w:r>
-            <w:r>
-              <w:rPr>
-                <w:color w:val="2D3748"/>
-                <w:sz w:val="18"/>
-              </w:rPr>
-              <w:t>Solution Analysis:</w:t>
-              <w:br/>
-              <w:t>An electron-deficient hydride is a compound that has fewer valence electrons than are required to completely satisfy the traditional bonding requirements based on the concept of two electrons for every single bond between atoms. To determine if a hydride is electron deficient, we must consider the valence electrons and bonding in each given molecule. Let's examine each option: Option A: CaH_(2) Calcium hydride consists of calcium ions ( Ca^2+ ) and hydride ions ( H^- ). Each calcium atom provides two electrons to form two ionic bonds with two hydride ions. This compound is not electron deficient; it is an ionic hydride where the bonding requirements for both the metal and the hydrogen are fulfilled. Option B: CH_(4) Methane, CH_(4) , has a central carbon atom bonded to four hydrogen atoms. Carbon has four valence electrons and needs four more to complete its octet, which it gains by forming covalent bonds with the four hydrogen atoms (each hydrogen providing one electron). In methane, all atoms have full valence shells, so it is not electron deficient. Option C: B_(2)H_(6) Diborane ( B_(2)H_(6) ) is a molecule where each boron atom contributes three valence electrons, and each hydrogen atom contributes one electron. In a simple model where we would expect each pair of atoms to be connected by a single bond (two electrons per bond), the two boron atoms together with six hydrogen atoms would require 12 electrons for conventional two-electron bonds. However, diborane has only 12 valence electrons in total (6 from boron and 6 from hydrogen), which are not enough to form conventional bonds for all atoms involved. Diborane forms multiple-center bonds, where two electrons are shared by more than two atoms, specifically in the form of two three-center two-electron bonds, often referred to as banana bonds. This is indicative of electron deficiency. Therefore, B_(2)H_(6) is electron deficient. Option D: NaH Sodium hydride consists of sodium ions ( Na^+ ) and hydride ions ( H^- ). Sodium loses one electron to the hydride ion, and this fulfilling the octet rule (or the duet rule for hydrogen). Each resultant ion has a complete octet or duet, and thus this ionic compound is not electron deficient. Based on the explanation above, the electron-deficient hydride among the given options is: Option C: B_(2)H_(6)</w:t>
             </w:r>
           </w:p>
         </w:tc>
